--- a/pr-preview/pr-360/chapters/notation-tracked-changes.docx
+++ b/pr-preview/pr-360/chapters/notation-tracked-changes.docx
@@ -26,7 +26,7 @@
       </w:pPr>
       <w:ins w:id="2" w:author="PR Preview" w:date="2026-01-01T00:00:00Z">
         <w:r>
-          <w:t xml:space="preserve">Last modified: 2026-10-26 01:01:16 (PDT)</w:t>
+          <w:t xml:space="preserve">Last modified: 2026-10-26 01:14:42 (PDT)</w:t>
         </w:r>
       </w:ins>
     </w:p>
@@ -13573,12 +13573,12 @@
           <w:t xml:space="preserve"> </w:t>
         </w:r>
       </w:ins>
-      <m:oMath>
-        <m:r>
-          <m:t>f</m:t>
-        </m:r>
-      </m:oMath>
       <w:ins w:id="32" w:author="PR Preview" w:date="2026-01-01T00:00:00Z">
+        <w:r>
+          <w:t xml:space="preserve">$\predfn$</w:t>
+        </w:r>
+      </w:ins>
+      <w:ins w:id="33" w:author="PR Preview" w:date="2026-01-01T00:00:00Z">
         <w:r>
           <w:t xml:space="preserve">.</w:t>
         </w:r>
@@ -13592,7 +13592,7 @@
           <w:numId w:val="1013"/>
         </w:numPr>
       </w:pPr>
-      <w:ins w:id="33" w:author="PR Preview" w:date="2026-01-01T00:00:00Z">
+      <w:ins w:id="34" w:author="PR Preview" w:date="2026-01-01T00:00:00Z">
         <w:r>
           <w:t xml:space="preserve">The fitted prediction function is a prediction function, so it is named as one, not as a fitted mean function.</w:t>
         </w:r>
@@ -13606,7 +13606,7 @@
           <w:numId w:val="1013"/>
         </w:numPr>
       </w:pPr>
-      <w:ins w:id="34" w:author="PR Preview" w:date="2026-01-01T00:00:00Z">
+      <w:ins w:id="35" w:author="PR Preview" w:date="2026-01-01T00:00:00Z">
         <w:r>
           <w:t xml:space="preserve">A reference formula is a general statement, so it is written in its general form, not for one example.</w:t>
         </w:r>
@@ -13616,27 +13616,27 @@
       <w:pPr>
         <w:pStyle w:val="FirstParagraph"/>
       </w:pPr>
-      <w:ins w:id="35" w:author="PR Preview" w:date="2026-01-01T00:00:00Z">
+      <w:ins w:id="36" w:author="PR Preview" w:date="2026-01-01T00:00:00Z">
         <w:r>
           <w:t xml:space="preserve">When no rule covers a case, ask the same question:</w:t>
         </w:r>
       </w:ins>
-      <w:ins w:id="36" w:author="PR Preview" w:date="2026-01-01T00:00:00Z">
+      <w:ins w:id="37" w:author="PR Preview" w:date="2026-01-01T00:00:00Z">
         <w:r>
           <w:t xml:space="preserve"> </w:t>
         </w:r>
       </w:ins>
-      <w:ins w:id="37" w:author="PR Preview" w:date="2026-01-01T00:00:00Z">
+      <w:ins w:id="38" w:author="PR Preview" w:date="2026-01-01T00:00:00Z">
         <w:r>
           <w:t xml:space="preserve">which symbol, name and form best represents the concept here?</w:t>
         </w:r>
       </w:ins>
-      <w:ins w:id="38" w:author="PR Preview" w:date="2026-01-01T00:00:00Z">
+      <w:ins w:id="39" w:author="PR Preview" w:date="2026-01-01T00:00:00Z">
         <w:r>
           <w:t xml:space="preserve"> </w:t>
         </w:r>
       </w:ins>
-      <w:ins w:id="39" w:author="PR Preview" w:date="2026-01-01T00:00:00Z">
+      <w:ins w:id="40" w:author="PR Preview" w:date="2026-01-01T00:00:00Z">
         <w:r>
           <w:t xml:space="preserve">Then record the answer as a rule, with this principle as its reason.</w:t>
         </w:r>
@@ -13648,7 +13648,7 @@
       <w:pPr>
         <w:pStyle w:val="Heading2"/>
       </w:pPr>
-      <w:ins w:id="40" w:author="PR Preview" w:date="2026-01-01T00:00:00Z">
+      <w:ins w:id="41" w:author="PR Preview" w:date="2026-01-01T00:00:00Z">
         <w:r>
           <w:t xml:space="preserve">13 Writing the predictor and design matrices</w:t>
         </w:r>
@@ -13658,71 +13658,71 @@
       <w:pPr>
         <w:pStyle w:val="FirstParagraph"/>
       </w:pPr>
-      <w:ins w:id="41" w:author="PR Preview" w:date="2026-01-01T00:00:00Z">
+      <w:ins w:id="42" w:author="PR Preview" w:date="2026-01-01T00:00:00Z">
         <w:r>
           <w:t xml:space="preserve">Write a matrix in matrix styling, not in the plain italic of a scalar.</w:t>
         </w:r>
       </w:ins>
-      <w:ins w:id="42" w:author="PR Preview" w:date="2026-01-01T00:00:00Z">
+      <w:ins w:id="43" w:author="PR Preview" w:date="2026-01-01T00:00:00Z">
         <w:r>
           <w:t xml:space="preserve"> </w:t>
         </w:r>
       </w:ins>
-      <w:ins w:id="43" w:author="PR Preview" w:date="2026-01-01T00:00:00Z">
+      <w:ins w:id="44" w:author="PR Preview" w:date="2026-01-01T00:00:00Z">
         <w:r>
           <w:t xml:space="preserve">This holds for the predictor matrix</w:t>
         </w:r>
       </w:ins>
-      <w:ins w:id="44" w:author="PR Preview" w:date="2026-01-01T00:00:00Z">
+      <w:ins w:id="45" w:author="PR Preview" w:date="2026-01-01T00:00:00Z">
         <w:r>
           <w:t xml:space="preserve"> </w:t>
         </w:r>
       </w:ins>
-      <w:ins w:id="45" w:author="PR Preview" w:date="2026-01-01T00:00:00Z">
+      <w:ins w:id="46" w:author="PR Preview" w:date="2026-01-01T00:00:00Z">
         <w:r>
           <w:t xml:space="preserve">$\mX$</w:t>
         </w:r>
       </w:ins>
-      <w:ins w:id="46" w:author="PR Preview" w:date="2026-01-01T00:00:00Z">
+      <w:ins w:id="47" w:author="PR Preview" w:date="2026-01-01T00:00:00Z">
         <w:r>
           <w:t xml:space="preserve"> </w:t>
         </w:r>
       </w:ins>
-      <w:ins w:id="47" w:author="PR Preview" w:date="2026-01-01T00:00:00Z">
+      <w:ins w:id="48" w:author="PR Preview" w:date="2026-01-01T00:00:00Z">
         <w:r>
           <w:t xml:space="preserve">in every file you edit:</w:t>
         </w:r>
       </w:ins>
-      <w:ins w:id="48" w:author="PR Preview" w:date="2026-01-01T00:00:00Z">
+      <w:ins w:id="49" w:author="PR Preview" w:date="2026-01-01T00:00:00Z">
         <w:r>
           <w:t xml:space="preserve"> </w:t>
         </w:r>
       </w:ins>
-      <w:ins w:id="49" w:author="PR Preview" w:date="2026-01-01T00:00:00Z">
+      <w:ins w:id="50" w:author="PR Preview" w:date="2026-01-01T00:00:00Z">
         <w:r>
           <w:t xml:space="preserve">notes, assignments, solutions, slides and note sheets.</w:t>
         </w:r>
       </w:ins>
-      <w:ins w:id="50" w:author="PR Preview" w:date="2026-01-01T00:00:00Z">
+      <w:ins w:id="51" w:author="PR Preview" w:date="2026-01-01T00:00:00Z">
         <w:r>
           <w:t xml:space="preserve"> </w:t>
         </w:r>
       </w:ins>
-      <w:ins w:id="51" w:author="PR Preview" w:date="2026-01-01T00:00:00Z">
+      <w:ins w:id="52" w:author="PR Preview" w:date="2026-01-01T00:00:00Z">
         <w:r>
           <w:t xml:space="preserve">A plain italic</w:t>
         </w:r>
       </w:ins>
-      <w:ins w:id="52" w:author="PR Preview" w:date="2026-01-01T00:00:00Z">
+      <w:ins w:id="53" w:author="PR Preview" w:date="2026-01-01T00:00:00Z">
         <w:r>
           <w:t xml:space="preserve"> </w:t>
         </w:r>
       </w:ins>
-      <w:ins w:id="53" w:author="PR Preview" w:date="2026-01-01T00:00:00Z">
-        <w:r>
-          <w:t xml:space="preserve">“X”</w:t>
-        </w:r>
-      </w:ins>
+      <m:oMath>
+        <m:r>
+          <m:t>X</m:t>
+        </m:r>
+      </m:oMath>
       <w:ins w:id="54" w:author="PR Preview" w:date="2026-01-01T00:00:00Z">
         <w:r>
           <w:t xml:space="preserve"> </w:t>
@@ -14694,58 +14694,58 @@
           <w:t xml:space="preserve"> </w:t>
         </w:r>
       </w:ins>
-      <m:oMath>
-        <m:r>
-          <m:t>f</m:t>
-        </m:r>
-      </m:oMath>
       <w:ins w:id="178" w:author="PR Preview" w:date="2026-01-01T00:00:00Z">
         <w:r>
+          <w:t xml:space="preserve">$\predfn$</w:t>
+        </w:r>
+      </w:ins>
+      <w:ins w:id="179" w:author="PR Preview" w:date="2026-01-01T00:00:00Z">
+        <w:r>
           <w:t xml:space="preserve">.</w:t>
         </w:r>
       </w:ins>
-      <w:ins w:id="179" w:author="PR Preview" w:date="2026-01-01T00:00:00Z">
+      <w:ins w:id="180" w:author="PR Preview" w:date="2026-01-01T00:00:00Z">
         <w:r>
           <w:t xml:space="preserve"> </w:t>
         </w:r>
       </w:ins>
-      <w:ins w:id="180" w:author="PR Preview" w:date="2026-01-01T00:00:00Z">
+      <w:ins w:id="181" w:author="PR Preview" w:date="2026-01-01T00:00:00Z">
         <w:r>
           <w:t xml:space="preserve">The mean function is the population mean of the outcome given the inputs,</w:t>
         </w:r>
       </w:ins>
-      <w:ins w:id="181" w:author="PR Preview" w:date="2026-01-01T00:00:00Z">
+      <w:ins w:id="182" w:author="PR Preview" w:date="2026-01-01T00:00:00Z">
         <w:r>
           <w:t xml:space="preserve"> </w:t>
         </w:r>
       </w:ins>
-      <w:ins w:id="182" w:author="PR Preview" w:date="2026-01-01T00:00:00Z">
+      <w:ins w:id="183" w:author="PR Preview" w:date="2026-01-01T00:00:00Z">
         <w:r>
           <w:t xml:space="preserve">$\truemeanf{x}$</w:t>
         </w:r>
       </w:ins>
-      <w:ins w:id="183" w:author="PR Preview" w:date="2026-01-01T00:00:00Z">
+      <w:ins w:id="184" w:author="PR Preview" w:date="2026-01-01T00:00:00Z">
         <w:r>
           <w:t xml:space="preserve">.</w:t>
         </w:r>
       </w:ins>
-      <w:ins w:id="184" w:author="PR Preview" w:date="2026-01-01T00:00:00Z">
+      <w:ins w:id="185" w:author="PR Preview" w:date="2026-01-01T00:00:00Z">
         <w:r>
           <w:t xml:space="preserve"> </w:t>
         </w:r>
       </w:ins>
-      <w:ins w:id="185" w:author="PR Preview" w:date="2026-01-01T00:00:00Z">
+      <w:ins w:id="186" w:author="PR Preview" w:date="2026-01-01T00:00:00Z">
         <w:r>
           <w:t xml:space="preserve">In a group that uses shared macros (see</w:t>
         </w:r>
       </w:ins>
-      <w:ins w:id="186" w:author="PR Preview" w:date="2026-01-01T00:00:00Z">
+      <w:ins w:id="187" w:author="PR Preview" w:date="2026-01-01T00:00:00Z">
         <w:r>
           <w:t xml:space="preserve"> </w:t>
         </w:r>
       </w:ins>
       <w:hyperlink w:anchor="using-shared-macros">
-        <w:ins w:id="187" w:author="PR Preview" w:date="2026-01-01T00:00:00Z">
+        <w:ins w:id="188" w:author="PR Preview" w:date="2026-01-01T00:00:00Z">
           <w:r>
             <w:rPr>
               <w:rStyle w:val="Hyperlink"/>
@@ -14754,27 +14754,27 @@
           </w:r>
         </w:ins>
       </w:hyperlink>
-      <w:ins w:id="188" w:author="PR Preview" w:date="2026-01-01T00:00:00Z">
+      <w:ins w:id="189" w:author="PR Preview" w:date="2026-01-01T00:00:00Z">
         <w:r>
           <w:t xml:space="preserve">),</w:t>
         </w:r>
       </w:ins>
-      <w:ins w:id="189" w:author="PR Preview" w:date="2026-01-01T00:00:00Z">
+      <w:ins w:id="190" w:author="PR Preview" w:date="2026-01-01T00:00:00Z">
         <w:r>
           <w:t xml:space="preserve"> </w:t>
         </w:r>
       </w:ins>
-      <w:ins w:id="190" w:author="PR Preview" w:date="2026-01-01T00:00:00Z">
+      <w:ins w:id="191" w:author="PR Preview" w:date="2026-01-01T00:00:00Z">
         <w:r>
           <w:t xml:space="preserve">write it</w:t>
         </w:r>
       </w:ins>
-      <w:ins w:id="191" w:author="PR Preview" w:date="2026-01-01T00:00:00Z">
+      <w:ins w:id="192" w:author="PR Preview" w:date="2026-01-01T00:00:00Z">
         <w:r>
           <w:t xml:space="preserve"> </w:t>
         </w:r>
       </w:ins>
-      <w:ins w:id="192" w:author="PR Preview" w:date="2026-01-01T00:00:00Z">
+      <w:ins w:id="193" w:author="PR Preview" w:date="2026-01-01T00:00:00Z">
         <w:r>
           <w:rPr>
             <w:rStyle w:val="VerbatimChar"/>
@@ -14782,7 +14782,7 @@
           <w:t xml:space="preserve">\truemeanf{x}</w:t>
         </w:r>
       </w:ins>
-      <w:ins w:id="193" w:author="PR Preview" w:date="2026-01-01T00:00:00Z">
+      <w:ins w:id="194" w:author="PR Preview" w:date="2026-01-01T00:00:00Z">
         <w:r>
           <w:t xml:space="preserve">.</w:t>
         </w:r>
@@ -14792,57 +14792,57 @@
       <w:pPr>
         <w:pStyle w:val="BodyText"/>
       </w:pPr>
-      <w:ins w:id="194" w:author="PR Preview" w:date="2026-01-01T00:00:00Z">
+      <w:ins w:id="195" w:author="PR Preview" w:date="2026-01-01T00:00:00Z">
         <w:r>
           <w:t xml:space="preserve">Name the object you mean.</w:t>
         </w:r>
       </w:ins>
-      <w:ins w:id="195" w:author="PR Preview" w:date="2026-01-01T00:00:00Z">
+      <w:ins w:id="196" w:author="PR Preview" w:date="2026-01-01T00:00:00Z">
         <w:r>
           <w:t xml:space="preserve"> </w:t>
         </w:r>
       </w:ins>
-      <w:ins w:id="196" w:author="PR Preview" w:date="2026-01-01T00:00:00Z">
+      <w:ins w:id="197" w:author="PR Preview" w:date="2026-01-01T00:00:00Z">
         <w:r>
           <w:t xml:space="preserve">When the text refers to the fitted prediction function as a concept,</w:t>
         </w:r>
       </w:ins>
-      <w:ins w:id="197" w:author="PR Preview" w:date="2026-01-01T00:00:00Z">
+      <w:ins w:id="198" w:author="PR Preview" w:date="2026-01-01T00:00:00Z">
         <w:r>
           <w:t xml:space="preserve"> </w:t>
         </w:r>
       </w:ins>
-      <w:ins w:id="198" w:author="PR Preview" w:date="2026-01-01T00:00:00Z">
+      <w:ins w:id="199" w:author="PR Preview" w:date="2026-01-01T00:00:00Z">
         <w:r>
           <w:t xml:space="preserve">the rule that turns an input into a predicted outcome,</w:t>
         </w:r>
       </w:ins>
-      <w:ins w:id="199" w:author="PR Preview" w:date="2026-01-01T00:00:00Z">
+      <w:ins w:id="200" w:author="PR Preview" w:date="2026-01-01T00:00:00Z">
         <w:r>
           <w:t xml:space="preserve"> </w:t>
         </w:r>
       </w:ins>
-      <w:ins w:id="200" w:author="PR Preview" w:date="2026-01-01T00:00:00Z">
+      <w:ins w:id="201" w:author="PR Preview" w:date="2026-01-01T00:00:00Z">
         <w:r>
           <w:t xml:space="preserve">write the fitted prediction function, not the fitted mean function.</w:t>
         </w:r>
       </w:ins>
-      <w:ins w:id="201" w:author="PR Preview" w:date="2026-01-01T00:00:00Z">
+      <w:ins w:id="202" w:author="PR Preview" w:date="2026-01-01T00:00:00Z">
         <w:r>
           <w:t xml:space="preserve"> </w:t>
         </w:r>
       </w:ins>
-      <w:ins w:id="202" w:author="PR Preview" w:date="2026-01-01T00:00:00Z">
+      <w:ins w:id="203" w:author="PR Preview" w:date="2026-01-01T00:00:00Z">
         <w:r>
           <w:t xml:space="preserve">Write it</w:t>
         </w:r>
       </w:ins>
-      <w:ins w:id="203" w:author="PR Preview" w:date="2026-01-01T00:00:00Z">
+      <w:ins w:id="204" w:author="PR Preview" w:date="2026-01-01T00:00:00Z">
         <w:r>
           <w:t xml:space="preserve"> </w:t>
         </w:r>
       </w:ins>
-      <w:ins w:id="204" w:author="PR Preview" w:date="2026-01-01T00:00:00Z">
+      <w:ins w:id="205" w:author="PR Preview" w:date="2026-01-01T00:00:00Z">
         <w:r>
           <w:rPr>
             <w:rStyle w:val="VerbatimChar"/>
@@ -14850,37 +14850,37 @@
           <w:t xml:space="preserve">\epredfnf{x}</w:t>
         </w:r>
       </w:ins>
-      <w:ins w:id="205" w:author="PR Preview" w:date="2026-01-01T00:00:00Z">
+      <w:ins w:id="206" w:author="PR Preview" w:date="2026-01-01T00:00:00Z">
         <w:r>
           <w:t xml:space="preserve"> </w:t>
         </w:r>
       </w:ins>
-      <w:ins w:id="206" w:author="PR Preview" w:date="2026-01-01T00:00:00Z">
+      <w:ins w:id="207" w:author="PR Preview" w:date="2026-01-01T00:00:00Z">
         <w:r>
           <w:t xml:space="preserve">(symbol</w:t>
         </w:r>
       </w:ins>
-      <w:ins w:id="207" w:author="PR Preview" w:date="2026-01-01T00:00:00Z">
+      <w:ins w:id="208" w:author="PR Preview" w:date="2026-01-01T00:00:00Z">
         <w:r>
           <w:t xml:space="preserve"> </w:t>
         </w:r>
       </w:ins>
-      <w:ins w:id="208" w:author="PR Preview" w:date="2026-01-01T00:00:00Z">
+      <w:ins w:id="209" w:author="PR Preview" w:date="2026-01-01T00:00:00Z">
         <w:r>
           <w:t xml:space="preserve">$\epredfn$</w:t>
         </w:r>
       </w:ins>
-      <w:ins w:id="209" w:author="PR Preview" w:date="2026-01-01T00:00:00Z">
+      <w:ins w:id="210" w:author="PR Preview" w:date="2026-01-01T00:00:00Z">
         <w:r>
           <w:t xml:space="preserve">) for an estimated one, or</w:t>
         </w:r>
       </w:ins>
-      <w:ins w:id="210" w:author="PR Preview" w:date="2026-01-01T00:00:00Z">
+      <w:ins w:id="211" w:author="PR Preview" w:date="2026-01-01T00:00:00Z">
         <w:r>
           <w:t xml:space="preserve"> </w:t>
         </w:r>
       </w:ins>
-      <w:ins w:id="211" w:author="PR Preview" w:date="2026-01-01T00:00:00Z">
+      <w:ins w:id="212" w:author="PR Preview" w:date="2026-01-01T00:00:00Z">
         <w:r>
           <w:rPr>
             <w:rStyle w:val="VerbatimChar"/>
@@ -14888,67 +14888,67 @@
           <w:t xml:space="preserve">\predfnf{x}</w:t>
         </w:r>
       </w:ins>
-      <w:ins w:id="212" w:author="PR Preview" w:date="2026-01-01T00:00:00Z">
+      <w:ins w:id="213" w:author="PR Preview" w:date="2026-01-01T00:00:00Z">
         <w:r>
           <w:t xml:space="preserve"> </w:t>
         </w:r>
       </w:ins>
-      <w:ins w:id="213" w:author="PR Preview" w:date="2026-01-01T00:00:00Z">
+      <w:ins w:id="214" w:author="PR Preview" w:date="2026-01-01T00:00:00Z">
         <w:r>
           <w:t xml:space="preserve">(symbol</w:t>
         </w:r>
       </w:ins>
-      <w:ins w:id="214" w:author="PR Preview" w:date="2026-01-01T00:00:00Z">
+      <w:ins w:id="215" w:author="PR Preview" w:date="2026-01-01T00:00:00Z">
         <w:r>
           <w:t xml:space="preserve"> </w:t>
         </w:r>
       </w:ins>
-      <w:ins w:id="215" w:author="PR Preview" w:date="2026-01-01T00:00:00Z">
+      <w:ins w:id="216" w:author="PR Preview" w:date="2026-01-01T00:00:00Z">
         <w:r>
           <w:t xml:space="preserve">$\predfn$</w:t>
         </w:r>
       </w:ins>
-      <w:ins w:id="216" w:author="PR Preview" w:date="2026-01-01T00:00:00Z">
+      <w:ins w:id="217" w:author="PR Preview" w:date="2026-01-01T00:00:00Z">
         <w:r>
           <w:t xml:space="preserve">) for any prediction function.</w:t>
         </w:r>
       </w:ins>
-      <w:ins w:id="217" w:author="PR Preview" w:date="2026-01-01T00:00:00Z">
+      <w:ins w:id="218" w:author="PR Preview" w:date="2026-01-01T00:00:00Z">
         <w:r>
           <w:t xml:space="preserve"> </w:t>
         </w:r>
       </w:ins>
-      <w:ins w:id="218" w:author="PR Preview" w:date="2026-01-01T00:00:00Z">
+      <w:ins w:id="219" w:author="PR Preview" w:date="2026-01-01T00:00:00Z">
         <w:r>
           <w:t xml:space="preserve">Use the fitted or estimated mean function only where the text is about</w:t>
         </w:r>
       </w:ins>
-      <w:ins w:id="219" w:author="PR Preview" w:date="2026-01-01T00:00:00Z">
+      <w:ins w:id="220" w:author="PR Preview" w:date="2026-01-01T00:00:00Z">
         <w:r>
           <w:t xml:space="preserve"> </w:t>
         </w:r>
       </w:ins>
-      <w:ins w:id="220" w:author="PR Preview" w:date="2026-01-01T00:00:00Z">
+      <w:ins w:id="221" w:author="PR Preview" w:date="2026-01-01T00:00:00Z">
         <w:r>
           <w:t xml:space="preserve">estimating the mean function</w:t>
         </w:r>
       </w:ins>
-      <w:ins w:id="221" w:author="PR Preview" w:date="2026-01-01T00:00:00Z">
+      <w:ins w:id="222" w:author="PR Preview" w:date="2026-01-01T00:00:00Z">
         <w:r>
           <w:t xml:space="preserve"> </w:t>
         </w:r>
       </w:ins>
-      <w:ins w:id="222" w:author="PR Preview" w:date="2026-01-01T00:00:00Z">
+      <w:ins w:id="223" w:author="PR Preview" w:date="2026-01-01T00:00:00Z">
         <w:r>
           <w:t xml:space="preserve">$\truemean$</w:t>
         </w:r>
       </w:ins>
-      <w:ins w:id="223" w:author="PR Preview" w:date="2026-01-01T00:00:00Z">
+      <w:ins w:id="224" w:author="PR Preview" w:date="2026-01-01T00:00:00Z">
         <w:r>
           <w:t xml:space="preserve"> </w:t>
         </w:r>
       </w:ins>
-      <w:ins w:id="224" w:author="PR Preview" w:date="2026-01-01T00:00:00Z">
+      <w:ins w:id="225" w:author="PR Preview" w:date="2026-01-01T00:00:00Z">
         <w:r>
           <w:t xml:space="preserve">itself.</w:t>
         </w:r>
@@ -14959,7 +14959,7 @@
       <w:pPr>
         <w:pStyle w:val="BodyText"/>
       </w:pPr>
-      <w:ins w:id="225" w:author="PR Preview" w:date="2026-01-01T00:00:00Z">
+      <w:ins w:id="226" w:author="PR Preview" w:date="2026-01-01T00:00:00Z">
         <w:r>
           <w:rPr>
             <w:b/>
@@ -14968,12 +14968,12 @@
           <w:t xml:space="preserve">Example 26 (Mean function and fitted prediction function)</w:t>
         </w:r>
       </w:ins>
-      <w:ins w:id="226" w:author="PR Preview" w:date="2026-01-01T00:00:00Z">
+      <w:ins w:id="227" w:author="PR Preview" w:date="2026-01-01T00:00:00Z">
         <w:r>
           <w:t xml:space="preserve"> </w:t>
         </w:r>
       </w:ins>
-      <w:ins w:id="227" w:author="PR Preview" w:date="2026-01-01T00:00:00Z">
+      <w:ins w:id="228" w:author="PR Preview" w:date="2026-01-01T00:00:00Z">
         <w:r>
           <w:t xml:space="preserve"> </w:t>
         </w:r>
@@ -14983,12 +14983,12 @@
       <w:pPr>
         <w:pStyle w:val="BlockText"/>
       </w:pPr>
-      <w:ins w:id="228" w:author="PR Preview" w:date="2026-01-01T00:00:00Z">
+      <w:ins w:id="229" w:author="PR Preview" w:date="2026-01-01T00:00:00Z">
         <w:r>
           <w:t xml:space="preserve">❌ The expected squared error of the fitted mean function at</w:t>
         </w:r>
       </w:ins>
-      <w:ins w:id="229" w:author="PR Preview" w:date="2026-01-01T00:00:00Z">
+      <w:ins w:id="230" w:author="PR Preview" w:date="2026-01-01T00:00:00Z">
         <w:r>
           <w:t xml:space="preserve"> </w:t>
         </w:r>
@@ -14998,27 +14998,27 @@
           <m:t>x</m:t>
         </m:r>
       </m:oMath>
-      <w:ins w:id="230" w:author="PR Preview" w:date="2026-01-01T00:00:00Z">
+      <w:ins w:id="231" w:author="PR Preview" w:date="2026-01-01T00:00:00Z">
         <w:r>
           <w:t xml:space="preserve"> </w:t>
         </w:r>
       </w:ins>
-      <w:ins w:id="231" w:author="PR Preview" w:date="2026-01-01T00:00:00Z">
+      <w:ins w:id="232" w:author="PR Preview" w:date="2026-01-01T00:00:00Z">
         <w:r>
           <w:t xml:space="preserve">is</w:t>
         </w:r>
       </w:ins>
-      <w:ins w:id="232" w:author="PR Preview" w:date="2026-01-01T00:00:00Z">
+      <w:ins w:id="233" w:author="PR Preview" w:date="2026-01-01T00:00:00Z">
         <w:r>
           <w:t xml:space="preserve"> </w:t>
         </w:r>
       </w:ins>
-      <w:ins w:id="233" w:author="PR Preview" w:date="2026-01-01T00:00:00Z">
+      <w:ins w:id="234" w:author="PR Preview" w:date="2026-01-01T00:00:00Z">
         <w:r>
           <w:t xml:space="preserve">$\E{(y - \hat{f}(x))^2}$</w:t>
         </w:r>
       </w:ins>
-      <w:ins w:id="234" w:author="PR Preview" w:date="2026-01-01T00:00:00Z">
+      <w:ins w:id="235" w:author="PR Preview" w:date="2026-01-01T00:00:00Z">
         <w:r>
           <w:t xml:space="preserve">.</w:t>
         </w:r>
@@ -15028,12 +15028,12 @@
       <w:pPr>
         <w:pStyle w:val="BlockText"/>
       </w:pPr>
-      <w:ins w:id="235" w:author="PR Preview" w:date="2026-01-01T00:00:00Z">
+      <w:ins w:id="236" w:author="PR Preview" w:date="2026-01-01T00:00:00Z">
         <w:r>
           <w:t xml:space="preserve">✅ The expected squared error of the fitted prediction function at</w:t>
         </w:r>
       </w:ins>
-      <w:ins w:id="236" w:author="PR Preview" w:date="2026-01-01T00:00:00Z">
+      <w:ins w:id="237" w:author="PR Preview" w:date="2026-01-01T00:00:00Z">
         <w:r>
           <w:t xml:space="preserve"> </w:t>
         </w:r>
@@ -15043,52 +15043,52 @@
           <m:t>x</m:t>
         </m:r>
       </m:oMath>
-      <w:ins w:id="237" w:author="PR Preview" w:date="2026-01-01T00:00:00Z">
+      <w:ins w:id="238" w:author="PR Preview" w:date="2026-01-01T00:00:00Z">
         <w:r>
           <w:t xml:space="preserve"> </w:t>
         </w:r>
       </w:ins>
-      <w:ins w:id="238" w:author="PR Preview" w:date="2026-01-01T00:00:00Z">
+      <w:ins w:id="239" w:author="PR Preview" w:date="2026-01-01T00:00:00Z">
         <w:r>
           <w:t xml:space="preserve">is</w:t>
         </w:r>
       </w:ins>
-      <w:ins w:id="239" w:author="PR Preview" w:date="2026-01-01T00:00:00Z">
+      <w:ins w:id="240" w:author="PR Preview" w:date="2026-01-01T00:00:00Z">
         <w:r>
           <w:t xml:space="preserve"> </w:t>
         </w:r>
       </w:ins>
-      <w:ins w:id="240" w:author="PR Preview" w:date="2026-01-01T00:00:00Z">
+      <w:ins w:id="241" w:author="PR Preview" w:date="2026-01-01T00:00:00Z">
         <w:r>
           <w:t xml:space="preserve">$\E{\paren{\outvar - \epredfnf{x}}^2}$</w:t>
         </w:r>
       </w:ins>
-      <w:ins w:id="241" w:author="PR Preview" w:date="2026-01-01T00:00:00Z">
+      <w:ins w:id="242" w:author="PR Preview" w:date="2026-01-01T00:00:00Z">
         <w:r>
           <w:t xml:space="preserve">,</w:t>
         </w:r>
       </w:ins>
-      <w:ins w:id="242" w:author="PR Preview" w:date="2026-01-01T00:00:00Z">
+      <w:ins w:id="243" w:author="PR Preview" w:date="2026-01-01T00:00:00Z">
         <w:r>
           <w:t xml:space="preserve"> </w:t>
         </w:r>
       </w:ins>
-      <w:ins w:id="243" w:author="PR Preview" w:date="2026-01-01T00:00:00Z">
+      <w:ins w:id="244" w:author="PR Preview" w:date="2026-01-01T00:00:00Z">
         <w:r>
           <w:t xml:space="preserve">and its bias is</w:t>
         </w:r>
       </w:ins>
-      <w:ins w:id="244" w:author="PR Preview" w:date="2026-01-01T00:00:00Z">
+      <w:ins w:id="245" w:author="PR Preview" w:date="2026-01-01T00:00:00Z">
         <w:r>
           <w:t xml:space="preserve"> </w:t>
         </w:r>
       </w:ins>
-      <w:ins w:id="245" w:author="PR Preview" w:date="2026-01-01T00:00:00Z">
+      <w:ins w:id="246" w:author="PR Preview" w:date="2026-01-01T00:00:00Z">
         <w:r>
           <w:t xml:space="preserve">$\E{\epredfnf{x}} - \truemeanf{x}$</w:t>
         </w:r>
       </w:ins>
-      <w:ins w:id="246" w:author="PR Preview" w:date="2026-01-01T00:00:00Z">
+      <w:ins w:id="247" w:author="PR Preview" w:date="2026-01-01T00:00:00Z">
         <w:r>
           <w:t xml:space="preserve">.</w:t>
         </w:r>
@@ -15098,37 +15098,37 @@
       <w:pPr>
         <w:pStyle w:val="FirstParagraph"/>
       </w:pPr>
-      <w:ins w:id="247" w:author="PR Preview" w:date="2026-01-01T00:00:00Z">
+      <w:ins w:id="248" w:author="PR Preview" w:date="2026-01-01T00:00:00Z">
         <w:r>
           <w:t xml:space="preserve">The ✅ version names the fitted prediction function where the concept is a prediction,</w:t>
         </w:r>
       </w:ins>
-      <w:ins w:id="248" w:author="PR Preview" w:date="2026-01-01T00:00:00Z">
+      <w:ins w:id="249" w:author="PR Preview" w:date="2026-01-01T00:00:00Z">
         <w:r>
           <w:t xml:space="preserve"> </w:t>
         </w:r>
       </w:ins>
-      <w:ins w:id="249" w:author="PR Preview" w:date="2026-01-01T00:00:00Z">
+      <w:ins w:id="250" w:author="PR Preview" w:date="2026-01-01T00:00:00Z">
         <w:r>
           <w:t xml:space="preserve">and keeps</w:t>
         </w:r>
       </w:ins>
-      <w:ins w:id="250" w:author="PR Preview" w:date="2026-01-01T00:00:00Z">
+      <w:ins w:id="251" w:author="PR Preview" w:date="2026-01-01T00:00:00Z">
         <w:r>
           <w:t xml:space="preserve"> </w:t>
         </w:r>
       </w:ins>
-      <w:ins w:id="251" w:author="PR Preview" w:date="2026-01-01T00:00:00Z">
+      <w:ins w:id="252" w:author="PR Preview" w:date="2026-01-01T00:00:00Z">
         <w:r>
           <w:t xml:space="preserve">$\truemean$</w:t>
         </w:r>
       </w:ins>
-      <w:ins w:id="252" w:author="PR Preview" w:date="2026-01-01T00:00:00Z">
+      <w:ins w:id="253" w:author="PR Preview" w:date="2026-01-01T00:00:00Z">
         <w:r>
           <w:t xml:space="preserve"> </w:t>
         </w:r>
       </w:ins>
-      <w:ins w:id="253" w:author="PR Preview" w:date="2026-01-01T00:00:00Z">
+      <w:ins w:id="254" w:author="PR Preview" w:date="2026-01-01T00:00:00Z">
         <w:r>
           <w:t xml:space="preserve">for the mean it is compared with.</w:t>
         </w:r>
@@ -15141,7 +15141,7 @@
       <w:pPr>
         <w:pStyle w:val="Heading2"/>
       </w:pPr>
-      <w:ins w:id="254" w:author="PR Preview" w:date="2026-01-01T00:00:00Z">
+      <w:ins w:id="255" w:author="PR Preview" w:date="2026-01-01T00:00:00Z">
         <w:r>
           <w:t xml:space="preserve">16 Writing out notational shorthands</w:t>
         </w:r>
@@ -15623,7 +15623,7 @@
       <w:pPr>
         <w:pStyle w:val="BodyText"/>
       </w:pPr>
-      <w:del w:id="255" w:author="PR Preview" w:date="2026-01-01T00:00:00Z">
+      <w:del w:id="256" w:author="PR Preview" w:date="2026-01-01T00:00:00Z">
         <w:r>
           <w:rPr>
             <w:b/>
@@ -15632,18 +15632,18 @@
           <w:delText xml:space="preserve">Example 24 (Writing out the limits of a sum and the range of an index)</w:delText>
         </w:r>
       </w:del>
-      <w:del w:id="256" w:author="PR Preview" w:date="2026-01-01T00:00:00Z">
+      <w:del w:id="257" w:author="PR Preview" w:date="2026-01-01T00:00:00Z">
         <w:r>
           <w:delText xml:space="preserve"> </w:delText>
-        </w:r>
-      </w:del>
-      <w:del w:id="257" w:author="PR Preview" w:date="2026-01-01T00:00:00Z">
-        <w:r>
-          <w:delText xml:space="preserve">For a discrete random variable</w:delText>
         </w:r>
       </w:del>
       <w:del w:id="258" w:author="PR Preview" w:date="2026-01-01T00:00:00Z">
         <w:r>
+          <w:delText xml:space="preserve">For a discrete random variable</w:delText>
+        </w:r>
+      </w:del>
+      <w:del w:id="259" w:author="PR Preview" w:date="2026-01-01T00:00:00Z">
+        <w:r>
           <w:delText xml:space="preserve"> </w:delText>
         </w:r>
       </w:del>
@@ -15652,7 +15652,7 @@
           <m:t>X</m:t>
         </m:r>
       </m:oMath>
-      <w:del w:id="259" w:author="PR Preview" w:date="2026-01-01T00:00:00Z">
+      <w:del w:id="260" w:author="PR Preview" w:date="2026-01-01T00:00:00Z">
         <w:r>
           <w:delText xml:space="preserve">:</w:delText>
         </w:r>
@@ -15662,7 +15662,7 @@
       <w:pPr>
         <w:pStyle w:val="BodyText"/>
       </w:pPr>
-      <w:ins w:id="260" w:author="PR Preview" w:date="2026-01-01T00:00:00Z">
+      <w:ins w:id="261" w:author="PR Preview" w:date="2026-01-01T00:00:00Z">
         <w:r>
           <w:rPr>
             <w:b/>
@@ -15671,17 +15671,17 @@
           <w:t xml:space="preserve">Example 27 (Writing out the limits of a sum and the range of an index)</w:t>
         </w:r>
       </w:ins>
-      <w:ins w:id="261" w:author="PR Preview" w:date="2026-01-01T00:00:00Z">
+      <w:ins w:id="262" w:author="PR Preview" w:date="2026-01-01T00:00:00Z">
         <w:r>
           <w:t xml:space="preserve"> </w:t>
         </w:r>
       </w:ins>
-      <w:ins w:id="262" w:author="PR Preview" w:date="2026-01-01T00:00:00Z">
+      <w:ins w:id="263" w:author="PR Preview" w:date="2026-01-01T00:00:00Z">
         <w:r>
           <w:t xml:space="preserve">For a discrete random variable</w:t>
         </w:r>
       </w:ins>
-      <w:ins w:id="263" w:author="PR Preview" w:date="2026-01-01T00:00:00Z">
+      <w:ins w:id="264" w:author="PR Preview" w:date="2026-01-01T00:00:00Z">
         <w:r>
           <w:t xml:space="preserve"> </w:t>
         </w:r>
@@ -15691,7 +15691,7 @@
           <m:t>X</m:t>
         </m:r>
       </m:oMath>
-      <w:ins w:id="264" w:author="PR Preview" w:date="2026-01-01T00:00:00Z">
+      <w:ins w:id="265" w:author="PR Preview" w:date="2026-01-01T00:00:00Z">
         <w:r>
           <w:t xml:space="preserve">:</w:t>
         </w:r>
@@ -16241,7 +16241,7 @@
       <w:pPr>
         <w:pStyle w:val="Heading2"/>
       </w:pPr>
-      <w:del w:id="265" w:author="PR Preview" w:date="2026-01-01T00:00:00Z">
+      <w:del w:id="266" w:author="PR Preview" w:date="2026-01-01T00:00:00Z">
         <w:r>
           <w:delText xml:space="preserve">13 Stating assumptions before using them</w:delText>
         </w:r>
@@ -16251,7 +16251,7 @@
       <w:pPr>
         <w:pStyle w:val="Heading2"/>
       </w:pPr>
-      <w:ins w:id="266" w:author="PR Preview" w:date="2026-01-01T00:00:00Z">
+      <w:ins w:id="267" w:author="PR Preview" w:date="2026-01-01T00:00:00Z">
         <w:r>
           <w:t xml:space="preserve">17 Stating assumptions before using them</w:t>
         </w:r>
@@ -16596,7 +16596,7 @@
       <w:pPr>
         <w:pStyle w:val="BodyText"/>
       </w:pPr>
-      <w:del w:id="267" w:author="PR Preview" w:date="2026-01-01T00:00:00Z">
+      <w:del w:id="268" w:author="PR Preview" w:date="2026-01-01T00:00:00Z">
         <w:r>
           <w:rPr>
             <w:b/>
@@ -16605,7 +16605,7 @@
           <w:delText xml:space="preserve">Example 25 (Stating the restriction on</w:delText>
         </w:r>
       </w:del>
-      <w:del w:id="268" w:author="PR Preview" w:date="2026-01-01T00:00:00Z">
+      <w:del w:id="269" w:author="PR Preview" w:date="2026-01-01T00:00:00Z">
         <w:r>
           <w:rPr>
             <w:b/>
@@ -16619,7 +16619,7 @@
           <m:t>x</m:t>
         </m:r>
       </m:oMath>
-      <w:del w:id="269" w:author="PR Preview" w:date="2026-01-01T00:00:00Z">
+      <w:del w:id="270" w:author="PR Preview" w:date="2026-01-01T00:00:00Z">
         <w:r>
           <w:rPr>
             <w:b/>
@@ -16628,7 +16628,7 @@
           <w:delText xml:space="preserve"> </w:delText>
         </w:r>
       </w:del>
-      <w:del w:id="270" w:author="PR Preview" w:date="2026-01-01T00:00:00Z">
+      <w:del w:id="271" w:author="PR Preview" w:date="2026-01-01T00:00:00Z">
         <w:r>
           <w:rPr>
             <w:b/>
@@ -16637,18 +16637,18 @@
           <w:delText xml:space="preserve">before using it)</w:delText>
         </w:r>
       </w:del>
-      <w:del w:id="271" w:author="PR Preview" w:date="2026-01-01T00:00:00Z">
+      <w:del w:id="272" w:author="PR Preview" w:date="2026-01-01T00:00:00Z">
         <w:r>
           <w:delText xml:space="preserve"> </w:delText>
-        </w:r>
-      </w:del>
-      <w:del w:id="272" w:author="PR Preview" w:date="2026-01-01T00:00:00Z">
-        <w:r>
-          <w:delText xml:space="preserve">To show that</w:delText>
         </w:r>
       </w:del>
       <w:del w:id="273" w:author="PR Preview" w:date="2026-01-01T00:00:00Z">
         <w:r>
+          <w:delText xml:space="preserve">To show that</w:delText>
+        </w:r>
+      </w:del>
+      <w:del w:id="274" w:author="PR Preview" w:date="2026-01-01T00:00:00Z">
+        <w:r>
           <w:delText xml:space="preserve"> </w:delText>
         </w:r>
       </w:del>
@@ -16666,17 +16666,17 @@
           <m:t>2</m:t>
         </m:r>
       </m:oMath>
-      <w:del w:id="274" w:author="PR Preview" w:date="2026-01-01T00:00:00Z">
+      <w:del w:id="275" w:author="PR Preview" w:date="2026-01-01T00:00:00Z">
         <w:r>
           <w:delText xml:space="preserve"> </w:delText>
-        </w:r>
-      </w:del>
-      <w:del w:id="275" w:author="PR Preview" w:date="2026-01-01T00:00:00Z">
-        <w:r>
-          <w:delText xml:space="preserve">is a strict local minimizer of</w:delText>
         </w:r>
       </w:del>
       <w:del w:id="276" w:author="PR Preview" w:date="2026-01-01T00:00:00Z">
+        <w:r>
+          <w:delText xml:space="preserve">is a strict local minimizer of</w:delText>
+        </w:r>
+      </w:del>
+      <w:del w:id="277" w:author="PR Preview" w:date="2026-01-01T00:00:00Z">
         <w:r>
           <w:delText xml:space="preserve"> </w:delText>
         </w:r>
@@ -16740,23 +16740,23 @@
           </m:sup>
         </m:sSup>
       </m:oMath>
-      <w:del w:id="277" w:author="PR Preview" w:date="2026-01-01T00:00:00Z">
+      <w:del w:id="278" w:author="PR Preview" w:date="2026-01-01T00:00:00Z">
         <w:r>
           <w:delText xml:space="preserve">,</w:delText>
-        </w:r>
-      </w:del>
-      <w:del w:id="278" w:author="PR Preview" w:date="2026-01-01T00:00:00Z">
-        <w:r>
-          <w:delText xml:space="preserve"> </w:delText>
         </w:r>
       </w:del>
       <w:del w:id="279" w:author="PR Preview" w:date="2026-01-01T00:00:00Z">
         <w:r>
-          <w:delText xml:space="preserve">we show that</w:delText>
+          <w:delText xml:space="preserve"> </w:delText>
         </w:r>
       </w:del>
       <w:del w:id="280" w:author="PR Preview" w:date="2026-01-01T00:00:00Z">
         <w:r>
+          <w:delText xml:space="preserve">we show that</w:delText>
+        </w:r>
+      </w:del>
+      <w:del w:id="281" w:author="PR Preview" w:date="2026-01-01T00:00:00Z">
+        <w:r>
           <w:delText xml:space="preserve"> </w:delText>
         </w:r>
       </w:del>
@@ -16804,18 +16804,18 @@
           <m:t>)</m:t>
         </m:r>
       </m:oMath>
-      <w:del w:id="281" w:author="PR Preview" w:date="2026-01-01T00:00:00Z">
+      <w:del w:id="282" w:author="PR Preview" w:date="2026-01-01T00:00:00Z">
         <w:r>
           <w:delText xml:space="preserve"> </w:delText>
-        </w:r>
-      </w:del>
-      <w:del w:id="282" w:author="PR Preview" w:date="2026-01-01T00:00:00Z">
-        <w:r>
-          <w:delText xml:space="preserve">for every</w:delText>
         </w:r>
       </w:del>
       <w:del w:id="283" w:author="PR Preview" w:date="2026-01-01T00:00:00Z">
         <w:r>
+          <w:delText xml:space="preserve">for every</w:delText>
+        </w:r>
+      </w:del>
+      <w:del w:id="284" w:author="PR Preview" w:date="2026-01-01T00:00:00Z">
+        <w:r>
           <w:delText xml:space="preserve"> </w:delText>
         </w:r>
       </w:del>
@@ -16824,12 +16824,12 @@
           <m:t>x</m:t>
         </m:r>
       </m:oMath>
-      <w:del w:id="284" w:author="PR Preview" w:date="2026-01-01T00:00:00Z">
+      <w:del w:id="285" w:author="PR Preview" w:date="2026-01-01T00:00:00Z">
         <w:r>
           <w:delText xml:space="preserve"> </w:delText>
         </w:r>
       </w:del>
-      <w:del w:id="285" w:author="PR Preview" w:date="2026-01-01T00:00:00Z">
+      <w:del w:id="286" w:author="PR Preview" w:date="2026-01-01T00:00:00Z">
         <w:r>
           <w:delText xml:space="preserve">near 2 other than 2 itself.</w:delText>
         </w:r>
@@ -16839,7 +16839,7 @@
       <w:pPr>
         <w:pStyle w:val="BodyText"/>
       </w:pPr>
-      <w:ins w:id="286" w:author="PR Preview" w:date="2026-01-01T00:00:00Z">
+      <w:ins w:id="287" w:author="PR Preview" w:date="2026-01-01T00:00:00Z">
         <w:r>
           <w:rPr>
             <w:b/>
@@ -16848,7 +16848,7 @@
           <w:t xml:space="preserve">Example 28 (Stating the restriction on</w:t>
         </w:r>
       </w:ins>
-      <w:ins w:id="287" w:author="PR Preview" w:date="2026-01-01T00:00:00Z">
+      <w:ins w:id="288" w:author="PR Preview" w:date="2026-01-01T00:00:00Z">
         <w:r>
           <w:rPr>
             <w:b/>
@@ -16862,7 +16862,7 @@
           <m:t>x</m:t>
         </m:r>
       </m:oMath>
-      <w:ins w:id="288" w:author="PR Preview" w:date="2026-01-01T00:00:00Z">
+      <w:ins w:id="289" w:author="PR Preview" w:date="2026-01-01T00:00:00Z">
         <w:r>
           <w:rPr>
             <w:b/>
@@ -16871,7 +16871,7 @@
           <w:t xml:space="preserve"> </w:t>
         </w:r>
       </w:ins>
-      <w:ins w:id="289" w:author="PR Preview" w:date="2026-01-01T00:00:00Z">
+      <w:ins w:id="290" w:author="PR Preview" w:date="2026-01-01T00:00:00Z">
         <w:r>
           <w:rPr>
             <w:b/>
@@ -16880,17 +16880,17 @@
           <w:t xml:space="preserve">before using it)</w:t>
         </w:r>
       </w:ins>
-      <w:ins w:id="290" w:author="PR Preview" w:date="2026-01-01T00:00:00Z">
+      <w:ins w:id="291" w:author="PR Preview" w:date="2026-01-01T00:00:00Z">
         <w:r>
           <w:t xml:space="preserve"> </w:t>
         </w:r>
       </w:ins>
-      <w:ins w:id="291" w:author="PR Preview" w:date="2026-01-01T00:00:00Z">
+      <w:ins w:id="292" w:author="PR Preview" w:date="2026-01-01T00:00:00Z">
         <w:r>
           <w:t xml:space="preserve">To show that</w:t>
         </w:r>
       </w:ins>
-      <w:ins w:id="292" w:author="PR Preview" w:date="2026-01-01T00:00:00Z">
+      <w:ins w:id="293" w:author="PR Preview" w:date="2026-01-01T00:00:00Z">
         <w:r>
           <w:t xml:space="preserve"> </w:t>
         </w:r>
@@ -16909,17 +16909,17 @@
           <m:t>2</m:t>
         </m:r>
       </m:oMath>
-      <w:ins w:id="293" w:author="PR Preview" w:date="2026-01-01T00:00:00Z">
+      <w:ins w:id="294" w:author="PR Preview" w:date="2026-01-01T00:00:00Z">
         <w:r>
           <w:t xml:space="preserve"> </w:t>
         </w:r>
       </w:ins>
-      <w:ins w:id="294" w:author="PR Preview" w:date="2026-01-01T00:00:00Z">
+      <w:ins w:id="295" w:author="PR Preview" w:date="2026-01-01T00:00:00Z">
         <w:r>
           <w:t xml:space="preserve">is a strict local minimizer of</w:t>
         </w:r>
       </w:ins>
-      <w:ins w:id="295" w:author="PR Preview" w:date="2026-01-01T00:00:00Z">
+      <w:ins w:id="296" w:author="PR Preview" w:date="2026-01-01T00:00:00Z">
         <w:r>
           <w:t xml:space="preserve"> </w:t>
         </w:r>
@@ -16983,22 +16983,22 @@
           </m:sup>
         </m:sSup>
       </m:oMath>
-      <w:ins w:id="296" w:author="PR Preview" w:date="2026-01-01T00:00:00Z">
+      <w:ins w:id="297" w:author="PR Preview" w:date="2026-01-01T00:00:00Z">
         <w:r>
           <w:t xml:space="preserve">,</w:t>
         </w:r>
       </w:ins>
-      <w:ins w:id="297" w:author="PR Preview" w:date="2026-01-01T00:00:00Z">
+      <w:ins w:id="298" w:author="PR Preview" w:date="2026-01-01T00:00:00Z">
         <w:r>
           <w:t xml:space="preserve"> </w:t>
         </w:r>
       </w:ins>
-      <w:ins w:id="298" w:author="PR Preview" w:date="2026-01-01T00:00:00Z">
+      <w:ins w:id="299" w:author="PR Preview" w:date="2026-01-01T00:00:00Z">
         <w:r>
           <w:t xml:space="preserve">we show that</w:t>
         </w:r>
       </w:ins>
-      <w:ins w:id="299" w:author="PR Preview" w:date="2026-01-01T00:00:00Z">
+      <w:ins w:id="300" w:author="PR Preview" w:date="2026-01-01T00:00:00Z">
         <w:r>
           <w:t xml:space="preserve"> </w:t>
         </w:r>
@@ -17047,17 +17047,17 @@
           <m:t>)</m:t>
         </m:r>
       </m:oMath>
-      <w:ins w:id="300" w:author="PR Preview" w:date="2026-01-01T00:00:00Z">
+      <w:ins w:id="301" w:author="PR Preview" w:date="2026-01-01T00:00:00Z">
         <w:r>
           <w:t xml:space="preserve"> </w:t>
         </w:r>
       </w:ins>
-      <w:ins w:id="301" w:author="PR Preview" w:date="2026-01-01T00:00:00Z">
+      <w:ins w:id="302" w:author="PR Preview" w:date="2026-01-01T00:00:00Z">
         <w:r>
           <w:t xml:space="preserve">for every</w:t>
         </w:r>
       </w:ins>
-      <w:ins w:id="302" w:author="PR Preview" w:date="2026-01-01T00:00:00Z">
+      <w:ins w:id="303" w:author="PR Preview" w:date="2026-01-01T00:00:00Z">
         <w:r>
           <w:t xml:space="preserve"> </w:t>
         </w:r>
@@ -17067,12 +17067,12 @@
           <m:t>x</m:t>
         </m:r>
       </m:oMath>
-      <w:ins w:id="303" w:author="PR Preview" w:date="2026-01-01T00:00:00Z">
+      <w:ins w:id="304" w:author="PR Preview" w:date="2026-01-01T00:00:00Z">
         <w:r>
           <w:t xml:space="preserve"> </w:t>
         </w:r>
       </w:ins>
-      <w:ins w:id="304" w:author="PR Preview" w:date="2026-01-01T00:00:00Z">
+      <w:ins w:id="305" w:author="PR Preview" w:date="2026-01-01T00:00:00Z">
         <w:r>
           <w:t xml:space="preserve">near 2 other than 2 itself.</w:t>
         </w:r>
@@ -17560,7 +17560,7 @@
       <w:pPr>
         <w:pStyle w:val="BodyText"/>
       </w:pPr>
-      <w:del w:id="305" w:author="PR Preview" w:date="2026-01-01T00:00:00Z">
+      <w:del w:id="306" w:author="PR Preview" w:date="2026-01-01T00:00:00Z">
         <w:r>
           <w:rPr>
             <w:b/>
@@ -17569,12 +17569,12 @@
           <w:delText xml:space="preserve">Example 26 (Writing several assumptions as one list)</w:delText>
         </w:r>
       </w:del>
-      <w:del w:id="306" w:author="PR Preview" w:date="2026-01-01T00:00:00Z">
+      <w:del w:id="307" w:author="PR Preview" w:date="2026-01-01T00:00:00Z">
         <w:r>
           <w:delText xml:space="preserve"> </w:delText>
         </w:r>
       </w:del>
-      <w:del w:id="307" w:author="PR Preview" w:date="2026-01-01T00:00:00Z">
+      <w:del w:id="308" w:author="PR Preview" w:date="2026-01-01T00:00:00Z">
         <w:r>
           <w:delText xml:space="preserve"> </w:delText>
         </w:r>
@@ -17584,7 +17584,7 @@
       <w:pPr>
         <w:pStyle w:val="BodyText"/>
       </w:pPr>
-      <w:ins w:id="308" w:author="PR Preview" w:date="2026-01-01T00:00:00Z">
+      <w:ins w:id="309" w:author="PR Preview" w:date="2026-01-01T00:00:00Z">
         <w:r>
           <w:rPr>
             <w:b/>
@@ -17593,12 +17593,12 @@
           <w:t xml:space="preserve">Example 29 (Writing several assumptions as one list)</w:t>
         </w:r>
       </w:ins>
-      <w:ins w:id="309" w:author="PR Preview" w:date="2026-01-01T00:00:00Z">
+      <w:ins w:id="310" w:author="PR Preview" w:date="2026-01-01T00:00:00Z">
         <w:r>
           <w:t xml:space="preserve"> </w:t>
         </w:r>
       </w:ins>
-      <w:ins w:id="310" w:author="PR Preview" w:date="2026-01-01T00:00:00Z">
+      <w:ins w:id="311" w:author="PR Preview" w:date="2026-01-01T00:00:00Z">
         <w:r>
           <w:t xml:space="preserve"> </w:t>
         </w:r>
@@ -17796,7 +17796,7 @@
       <w:pPr>
         <w:pStyle w:val="BodyText"/>
       </w:pPr>
-      <w:del w:id="311" w:author="PR Preview" w:date="2026-01-01T00:00:00Z">
+      <w:del w:id="312" w:author="PR Preview" w:date="2026-01-01T00:00:00Z">
         <w:r>
           <w:rPr>
             <w:b/>
@@ -17805,12 +17805,12 @@
           <w:delText xml:space="preserve">Example 27 (Writing several names as one list)</w:delText>
         </w:r>
       </w:del>
-      <w:del w:id="312" w:author="PR Preview" w:date="2026-01-01T00:00:00Z">
+      <w:del w:id="313" w:author="PR Preview" w:date="2026-01-01T00:00:00Z">
         <w:r>
           <w:delText xml:space="preserve"> </w:delText>
         </w:r>
       </w:del>
-      <w:del w:id="313" w:author="PR Preview" w:date="2026-01-01T00:00:00Z">
+      <w:del w:id="314" w:author="PR Preview" w:date="2026-01-01T00:00:00Z">
         <w:r>
           <w:delText xml:space="preserve"> </w:delText>
         </w:r>
@@ -17820,7 +17820,7 @@
       <w:pPr>
         <w:pStyle w:val="BodyText"/>
       </w:pPr>
-      <w:ins w:id="314" w:author="PR Preview" w:date="2026-01-01T00:00:00Z">
+      <w:ins w:id="315" w:author="PR Preview" w:date="2026-01-01T00:00:00Z">
         <w:r>
           <w:rPr>
             <w:b/>
@@ -17829,12 +17829,12 @@
           <w:t xml:space="preserve">Example 30 (Writing several names as one list)</w:t>
         </w:r>
       </w:ins>
-      <w:ins w:id="315" w:author="PR Preview" w:date="2026-01-01T00:00:00Z">
+      <w:ins w:id="316" w:author="PR Preview" w:date="2026-01-01T00:00:00Z">
         <w:r>
           <w:t xml:space="preserve"> </w:t>
         </w:r>
       </w:ins>
-      <w:ins w:id="316" w:author="PR Preview" w:date="2026-01-01T00:00:00Z">
+      <w:ins w:id="317" w:author="PR Preview" w:date="2026-01-01T00:00:00Z">
         <w:r>
           <w:t xml:space="preserve"> </w:t>
         </w:r>
@@ -18041,7 +18041,7 @@
       <w:pPr>
         <w:pStyle w:val="BodyText"/>
       </w:pPr>
-      <w:del w:id="317" w:author="PR Preview" w:date="2026-01-01T00:00:00Z">
+      <w:del w:id="318" w:author="PR Preview" w:date="2026-01-01T00:00:00Z">
         <w:r>
           <w:rPr>
             <w:b/>
@@ -18050,12 +18050,12 @@
           <w:delText xml:space="preserve">Example 28 (Defining the noise is a parametrization, not an assumption)</w:delText>
         </w:r>
       </w:del>
-      <w:del w:id="318" w:author="PR Preview" w:date="2026-01-01T00:00:00Z">
+      <w:del w:id="319" w:author="PR Preview" w:date="2026-01-01T00:00:00Z">
         <w:r>
           <w:delText xml:space="preserve"> </w:delText>
         </w:r>
       </w:del>
-      <w:del w:id="319" w:author="PR Preview" w:date="2026-01-01T00:00:00Z">
+      <w:del w:id="320" w:author="PR Preview" w:date="2026-01-01T00:00:00Z">
         <w:r>
           <w:delText xml:space="preserve"> </w:delText>
         </w:r>
@@ -18065,7 +18065,7 @@
       <w:pPr>
         <w:pStyle w:val="BodyText"/>
       </w:pPr>
-      <w:ins w:id="320" w:author="PR Preview" w:date="2026-01-01T00:00:00Z">
+      <w:ins w:id="321" w:author="PR Preview" w:date="2026-01-01T00:00:00Z">
         <w:r>
           <w:rPr>
             <w:b/>
@@ -18074,12 +18074,12 @@
           <w:t xml:space="preserve">Example 31 (Defining the noise is a parametrization, not an assumption)</w:t>
         </w:r>
       </w:ins>
-      <w:ins w:id="321" w:author="PR Preview" w:date="2026-01-01T00:00:00Z">
+      <w:ins w:id="322" w:author="PR Preview" w:date="2026-01-01T00:00:00Z">
         <w:r>
           <w:t xml:space="preserve"> </w:t>
         </w:r>
       </w:ins>
-      <w:ins w:id="322" w:author="PR Preview" w:date="2026-01-01T00:00:00Z">
+      <w:ins w:id="323" w:author="PR Preview" w:date="2026-01-01T00:00:00Z">
         <w:r>
           <w:t xml:space="preserve"> </w:t>
         </w:r>
